--- a/docs/onboarding/guias/AnkoraOne-Guia-NIS2.docx
+++ b/docs/onboarding/guias/AnkoraOne-Guia-NIS2.docx
@@ -4408,7 +4408,7 @@
               <w:rPr>
                 <w:rFonts w:ascii="Calibri" w:cs="Calibri" w:eastAsia="Calibri" w:hAnsi="Calibri"/>
               </w:rPr>
-              <w:t xml:space="preserve">Fazer a autoidentificação no CNCS (30 dias após iniciar atividade; 60 dias se já está em atividade)</w:t>
+              <w:t xml:space="preserve">Fazer a autoidentificação no CNCS (30 dias após iniciar atividade; 60 dias após a plataforma do CNCS estar disponível, se já está em atividade)</w:t>
             </w:r>
           </w:p>
         </w:tc>
@@ -4764,7 +4764,7 @@
               <w:rPr>
                 <w:rFonts w:ascii="Calibri" w:cs="Calibri" w:eastAsia="Calibri" w:hAnsi="Calibri"/>
               </w:rPr>
-              <w:t xml:space="preserve">Manter os dados do registo atualizados (alterações em 30 dias úteis)</w:t>
+              <w:t xml:space="preserve">Manter os dados do registo atualizados (alterações em 30 dias úteis; 3 meses para os prestadores digitais do art. 35.º, n.º 4)</w:t>
             </w:r>
           </w:p>
         </w:tc>
@@ -8745,7 +8745,7 @@
               <w:rPr>
                 <w:rFonts w:ascii="Calibri" w:cs="Calibri" w:eastAsia="Calibri" w:hAnsi="Calibri"/>
               </w:rPr>
-              <w:t xml:space="preserve">30 dias úteis</w:t>
+              <w:t xml:space="preserve">30 dias úteis (3 meses para os prestadores digitais do art. 35.º, n.º 4)</w:t>
             </w:r>
           </w:p>
         </w:tc>
@@ -8773,7 +8773,7 @@
               <w:rPr>
                 <w:rFonts w:ascii="Calibri" w:cs="Calibri" w:eastAsia="Calibri" w:hAnsi="Calibri"/>
               </w:rPr>
-              <w:t xml:space="preserve">RJC, art. 35.º; Reg. 756/2026, art. 11.º</w:t>
+              <w:t xml:space="preserve">RJC, art. 35.º, n.os 3 e 4; Reg. 756/2026, art. 11.º</w:t>
             </w:r>
           </w:p>
         </w:tc>
@@ -9279,7 +9279,7 @@
               <w:rPr>
                 <w:rFonts w:ascii="Calibri" w:cs="Calibri" w:eastAsia="Calibri" w:hAnsi="Calibri"/>
               </w:rPr>
-              <w:t xml:space="preserve">Último dia útil de janeiro, a partir de 2028</w:t>
+              <w:t xml:space="preserve">Último dia útil de janeiro do ano seguinte; o primeiro em janeiro de 2029, relativo a 2028</w:t>
             </w:r>
           </w:p>
         </w:tc>

--- a/docs/onboarding/guias/AnkoraOne-Guia-NIS2.docx
+++ b/docs/onboarding/guias/AnkoraOne-Guia-NIS2.docx
@@ -119,7 +119,7 @@
           </w:p>
           <w:p>
             <w:pPr>
-              <w:spacing w:after="1600" w:line="300"/>
+              <w:spacing w:after="1200" w:line="300"/>
             </w:pPr>
             <w:r>
               <w:rPr>
@@ -129,6 +129,31 @@
                 <w:szCs w:val="24"/>
               </w:rPr>
               <w:t xml:space="preserve">O que a lei pede, as medidas mínimas por nível, o roteiro, a jornada completa com a base legal de cada tarefa e os prazos, com o caminho de cada passo na AnkoraOne.</w:t>
+            </w:r>
+          </w:p>
+          <w:p>
+            <w:pPr>
+              <w:spacing w:after="360" w:line="300"/>
+            </w:pPr>
+            <w:r>
+              <w:rPr>
+                <w:rFonts w:ascii="Calibri" w:cs="Calibri" w:eastAsia="Calibri" w:hAnsi="Calibri"/>
+                <w:b/>
+                <w:bCs/>
+                <w:color w:val="CFA04A"/>
+                <w:sz w:val="22"/>
+                <w:szCs w:val="22"/>
+              </w:rPr>
+              <w:t xml:space="preserve">AnkoraOne: </w:t>
+            </w:r>
+            <w:r>
+              <w:rPr>
+                <w:rFonts w:ascii="Calibri" w:cs="Calibri" w:eastAsia="Calibri" w:hAnsi="Calibri"/>
+                <w:color w:val="FFFFFF"/>
+                <w:sz w:val="22"/>
+                <w:szCs w:val="22"/>
+              </w:rPr>
+              <w:t xml:space="preserve">a infraestrutura inteligente de governação, risco e conformidade</w:t>
             </w:r>
           </w:p>
           <w:p>
